--- a/(e)CRF/Per protocolnaam/07_Demographic-Medical data.docx
+++ b/(e)CRF/Per protocolnaam/07_Demographic-Medical data.docx
@@ -27,7 +27,7 @@
           <w:szCs w:val="28"/>
           <w:lang w:val="en-US"/>
         </w:rPr>
-        <w:t>Appendix</w:t>
+        <w:t>eCRF Document 07: Demographic-Medical data</w:t>
       </w:r>
       <w:r>
         <w:rPr>
@@ -38,7 +38,6 @@
           <w:szCs w:val="28"/>
           <w:lang w:val="en-US"/>
         </w:rPr>
-        <w:t xml:space="preserve"> 7</w:t>
       </w:r>
       <w:r>
         <w:rPr>
@@ -49,7 +48,6 @@
           <w:szCs w:val="28"/>
           <w:lang w:val="en-US"/>
         </w:rPr>
-        <w:t xml:space="preserve">- </w:t>
       </w:r>
       <w:r>
         <w:rPr>
@@ -60,7 +58,6 @@
           <w:szCs w:val="28"/>
           <w:lang w:val="en-US"/>
         </w:rPr>
-        <w:t>Demographic data and medical history</w:t>
       </w:r>
     </w:p>
     <w:p>
